--- a/CÔNG TY TNHH SẢN XUẤT LI XING/Lixing_ThaydoiDDPL/HoSo2_ThayDoiDDPL_MauSo13.docx
+++ b/CÔNG TY TNHH SẢN XUẤT LI XING/Lixing_ThaydoiDDPL/HoSo2_ThayDoiDDPL_MauSo13.docx
@@ -82,7 +82,7 @@
                 <w:szCs w:val="26"/>
                 <w:lang w:val="vi-VN"/>
               </w:rPr>
-              <w:t>CÔNG TY TNHH PCCC TUẤN PHÁT</w:t>
+              <w:t>CÔNG TY TNHH SẢN XUẤT LI XING</w:t>
             </w:r>
             <w:r>
               <w:rPr>
@@ -367,7 +367,7 @@
                 <w:sz w:val="26"/>
                 <w:szCs w:val="26"/>
               </w:rPr>
-              <w:t>Thành Phố Hồ Chí Minh, ngày 1</w:t>
+              <w:t xml:space="preserve">Thành Phố Hồ Chí Minh, ngày </w:t>
             </w:r>
             <w:r>
               <w:rPr>
@@ -375,7 +375,7 @@
                 <w:sz w:val="26"/>
                 <w:szCs w:val="26"/>
               </w:rPr>
-              <w:t>2</w:t>
+              <w:t>30</w:t>
             </w:r>
             <w:r>
               <w:rPr>
@@ -391,7 +391,7 @@
                 <w:sz w:val="26"/>
                 <w:szCs w:val="26"/>
               </w:rPr>
-              <w:t>8</w:t>
+              <w:t>6</w:t>
             </w:r>
             <w:r>
               <w:rPr>
@@ -399,7 +399,15 @@
                 <w:sz w:val="26"/>
                 <w:szCs w:val="26"/>
               </w:rPr>
-              <w:t xml:space="preserve"> năm 2025</w:t>
+              <w:t xml:space="preserve"> năm 202</w:t>
+            </w:r>
+            <w:r>
+              <w:rPr>
+                <w:rFonts w:ascii="Times New Roman" w:eastAsia="Times New Roman" w:hAnsi="Times New Roman" w:cs="Times New Roman"/>
+                <w:sz w:val="26"/>
+                <w:szCs w:val="26"/>
+              </w:rPr>
+              <w:t>6</w:t>
             </w:r>
           </w:p>
         </w:tc>
@@ -610,7 +618,7 @@
           <w:szCs w:val="26"/>
           <w:lang w:val="vi-VN"/>
         </w:rPr>
-        <w:t>CÔNG TY TNHH PCCC TUẤN PHÁT</w:t>
+        <w:t>CÔNG TY TNHH SẢN XUẤT LI XING</w:t>
       </w:r>
     </w:p>
     <w:p>
@@ -644,7 +652,7 @@
           <w:szCs w:val="26"/>
           <w:lang w:val="fr-FR" w:eastAsia="zh-CN"/>
         </w:rPr>
-        <w:t>0318976918</w:t>
+        <w:t>3702935793</w:t>
       </w:r>
     </w:p>
     <w:p>
@@ -693,8 +701,10 @@
           <w:szCs w:val="26"/>
           <w:lang w:val="vi-VN" w:eastAsia="zh-CN"/>
         </w:rPr>
-        <w:t>049085021001</w:t>
-      </w:r>
+        <w:t>084193008791</w:t>
+      </w:r>
+      <w:bookmarkStart w:id="1" w:name="_GoBack"/>
+      <w:bookmarkEnd w:id="1"/>
     </w:p>
     <w:p>
       <w:pPr>
@@ -814,7 +824,7 @@
           <w:szCs w:val="26"/>
           <w:lang w:val="sv-SE"/>
         </w:rPr>
-        <w:t>LÊ TÚ TÀI</w:t>
+        <w:t>LÊ THỊ BÍCH TIỀN</w:t>
       </w:r>
     </w:p>
     <w:p>
@@ -848,7 +858,7 @@
           <w:szCs w:val="26"/>
           <w:lang w:val="sv-SE"/>
         </w:rPr>
-        <w:t>17/05/1985</w:t>
+        <w:t>14/10/1993</w:t>
       </w:r>
     </w:p>
     <w:p>
@@ -882,15 +892,7 @@
           <w:szCs w:val="26"/>
           <w:lang w:val="vi-VN"/>
         </w:rPr>
-        <w:t>N</w:t>
-      </w:r>
-      <w:r>
-        <w:rPr>
-          <w:rFonts w:ascii="Times New Roman" w:hAnsi="Times New Roman" w:cs="Times New Roman"/>
-          <w:sz w:val="26"/>
-          <w:szCs w:val="26"/>
-        </w:rPr>
-        <w:t>am</w:t>
+        <w:t>Nữ</w:t>
       </w:r>
     </w:p>
     <w:p>
@@ -914,7 +916,7 @@
           <w:szCs w:val="28"/>
         </w:rPr>
       </w:pPr>
-      <w:bookmarkStart w:id="1" w:name="_Hlk185520090"/>
+      <w:bookmarkStart w:id="2" w:name="_Hlk185520090"/>
       <w:r>
         <w:rPr>
           <w:rFonts w:ascii="Times New Roman" w:eastAsia="Times New Roman" w:hAnsi="Times New Roman" w:cs="Times New Roman"/>
@@ -930,10 +932,10 @@
           <w:szCs w:val="26"/>
           <w:lang w:val="vi-VN" w:eastAsia="zh-CN"/>
         </w:rPr>
-        <w:t>049085021001</w:t>
-      </w:r>
-    </w:p>
-    <w:bookmarkEnd w:id="1"/>
+        <w:t>084193008791</w:t>
+      </w:r>
+    </w:p>
+    <w:bookmarkEnd w:id="2"/>
     <w:p>
       <w:pPr>
         <w:tabs>
@@ -1026,7 +1028,7 @@
           <w:sz w:val="26"/>
           <w:szCs w:val="26"/>
         </w:rPr>
-        <w:t>Số 96/26A/15 Lê Văn Chí</w:t>
+        <w:t>SỐ NHÀ 270, ẤP MAI HƯƠNG</w:t>
       </w:r>
     </w:p>
     <w:p>
@@ -1053,7 +1055,7 @@
           <w:sz w:val="26"/>
           <w:szCs w:val="26"/>
         </w:rPr>
-        <w:t>phường Linh Xuân</w:t>
+        <w:t>Xã Vinh Kim</w:t>
       </w:r>
     </w:p>
     <w:p>
@@ -1091,7 +1093,7 @@
           <w:sz w:val="26"/>
           <w:szCs w:val="26"/>
         </w:rPr>
-        <w:t>Thành phố Hồ Chí Minh</w:t>
+        <w:t>Tỉnh Vĩnh Long</w:t>
       </w:r>
     </w:p>
     <w:p>
@@ -1194,10 +1196,8 @@
           <w:sz w:val="26"/>
           <w:szCs w:val="26"/>
         </w:rPr>
-        <w:t>0902461512</w:t>
-      </w:r>
-      <w:bookmarkStart w:id="2" w:name="_GoBack"/>
-      <w:bookmarkEnd w:id="2"/>
+        <w:t xml:space="preserve"> </w:t>
+      </w:r>
       <w:r>
         <w:rPr>
           <w:rFonts w:ascii="Times New Roman" w:hAnsi="Times New Roman" w:cs="Times New Roman"/>
@@ -1665,18 +1665,7 @@
                 <w:sz w:val="26"/>
                 <w:szCs w:val="26"/>
               </w:rPr>
-              <w:t>CHỦ TỊCH CÔNG TY/CHỦ TỊCH HỘI ĐỒNG THÀNH VIÊN/CHỦ TỊCH HỘI ĐỒNG QUẢN TRỊ/</w:t>
-            </w:r>
-            <w:r>
-              <w:rPr>
-                <w:rFonts w:ascii="Times New Roman" w:eastAsia="Times New Roman" w:hAnsi="Times New Roman" w:cs="Times New Roman"/>
-                <w:b/>
-                <w:spacing w:val="-10"/>
-                <w:sz w:val="26"/>
-                <w:szCs w:val="26"/>
-              </w:rPr>
-              <w:br/>
-              <w:t>NGƯỜI ĐƯỢC ỦY QUYỀN/NGƯỜI ĐẠI DIỆN</w:t>
+              <w:t>CHỦ TỊCH CÔNG TY</w:t>
             </w:r>
           </w:p>
           <w:p>
@@ -1792,7 +1781,7 @@
           <w:szCs w:val="26"/>
           <w:lang w:val="sv-SE"/>
         </w:rPr>
-        <w:t>LÊ TÚ TÀI</w:t>
+        <w:t>LÊ THỊ BÍCH TIỀN</w:t>
       </w:r>
     </w:p>
     <w:sectPr>
